--- a/mes/vue3/docs/design-doc/设计文档.docx
+++ b/mes/vue3/docs/design-doc/设计文档.docx
@@ -14,7 +14,7 @@
           <w:color w:val="1F4E79"/>
           <w:sz w:val="68"/>
         </w:rPr>
-        <w:t>章鱼师兄 MES</w:t>
+        <w:t>MES智慧管理系统</w:t>
       </w:r>
     </w:p>
     <w:p>
@@ -83,7 +83,7 @@
                 <w:b w:val="0"/>
                 <w:sz w:val="22"/>
               </w:rPr>
-              <w:t>章鱼师兄 MES（制造执行系统）Vue3 前端</w:t>
+              <w:t>MES智慧管理系统（制造执行系统）Vue3 前端</w:t>
             </w:r>
           </w:p>
         </w:tc>
@@ -440,7 +440,7 @@
           <w:b w:val="0"/>
           <w:sz w:val="22"/>
         </w:rPr>
-        <w:t>章鱼师兄 MES（Manufacturing Execution System，制造执行系统）是一套面向离散制造车间的工业互联网应用系统，目标是把工厂从「计划下达」到「车间执行」再到「数据回采」的全过程数字化，覆盖系统管理、基础数据、工艺技术、生产计划、库存、数字化看板、数字孪生与工作流八大业务域。本作业以 Vue3 全面重写前端，后端为既有的 Spring Boot 单体（Shiro 会话鉴权），前后端经由 Vite 开发代理联调，生产环境由 Nginx 反向代理。</w:t>
+        <w:t>MES智慧管理系统（Manufacturing Execution System，制造执行系统）是一套面向离散制造车间的工业互联网应用系统，目标是把工厂从「计划下达」到「车间执行」再到「数据回采」的全过程数字化，覆盖系统管理、基础数据、工艺技术、生产计划、库存、数字化看板、数字孪生与工作流八大业务域。本作业以 Vue3 全面重写前端，后端为既有的 Spring Boot 单体（Shiro 会话鉴权），前后端经由 Vite 开发代理联调，生产环境由 Nginx 反向代理。</w:t>
       </w:r>
     </w:p>
     <w:p>
